--- a/CF08_MVP.docx
+++ b/CF08_MVP.docx
@@ -109,7 +109,7 @@
               <w:bottom w:color="000000" w:space="0" w:sz="0" w:val="nil"/>
               <w:right w:color="000000" w:space="0" w:sz="0" w:val="nil"/>
             </w:tcBorders>
-            <w:shd w:fill="eeeeee" w:val="clear"/>
+            <w:shd w:fill="d6dfe7" w:val="clear"/>
             <w:tcMar>
               <w:top w:w="160.0" w:type="dxa"/>
               <w:left w:w="260.0" w:type="dxa"/>
@@ -326,7 +326,7 @@
               <w:bottom w:color="d8d8d8" w:space="0" w:sz="4" w:val="single"/>
               <w:right w:color="d8d8d8" w:space="0" w:sz="4" w:val="single"/>
             </w:tcBorders>
-            <w:shd w:fill="f7f7f7" w:val="clear"/>
+            <w:shd w:fill="dee8ef" w:val="clear"/>
             <w:tcMar>
               <w:top w:w="90.0" w:type="dxa"/>
               <w:left w:w="160.0" w:type="dxa"/>
@@ -441,7 +441,7 @@
               <w:bottom w:color="d8d8d8" w:space="0" w:sz="4" w:val="single"/>
               <w:right w:color="d8d8d8" w:space="0" w:sz="4" w:val="single"/>
             </w:tcBorders>
-            <w:shd w:fill="f7f7f7" w:val="clear"/>
+            <w:shd w:fill="dee8ef" w:val="clear"/>
             <w:tcMar>
               <w:top w:w="90.0" w:type="dxa"/>
               <w:left w:w="160.0" w:type="dxa"/>
@@ -556,7 +556,7 @@
               <w:bottom w:color="d8d8d8" w:space="0" w:sz="4" w:val="single"/>
               <w:right w:color="d8d8d8" w:space="0" w:sz="4" w:val="single"/>
             </w:tcBorders>
-            <w:shd w:fill="f7f7f7" w:val="clear"/>
+            <w:shd w:fill="dee8ef" w:val="clear"/>
             <w:tcMar>
               <w:top w:w="90.0" w:type="dxa"/>
               <w:left w:w="160.0" w:type="dxa"/>
@@ -941,7 +941,7 @@
               <w:bottom w:color="d8d8d8" w:space="0" w:sz="4" w:val="single"/>
               <w:right w:color="d8d8d8" w:space="0" w:sz="4" w:val="single"/>
             </w:tcBorders>
-            <w:shd w:fill="f5f5f5" w:val="clear"/>
+            <w:shd w:fill="dce6ed" w:val="clear"/>
             <w:tcMar>
               <w:top w:w="60.0" w:type="dxa"/>
               <w:left w:w="100.0" w:type="dxa"/>
@@ -971,7 +971,7 @@
               <w:bottom w:color="d8d8d8" w:space="0" w:sz="4" w:val="single"/>
               <w:right w:color="d8d8d8" w:space="0" w:sz="4" w:val="single"/>
             </w:tcBorders>
-            <w:shd w:fill="f5f5f5" w:val="clear"/>
+            <w:shd w:fill="dce6ed" w:val="clear"/>
             <w:tcMar>
               <w:top w:w="60.0" w:type="dxa"/>
               <w:left w:w="100.0" w:type="dxa"/>
@@ -1001,7 +1001,7 @@
               <w:bottom w:color="d8d8d8" w:space="0" w:sz="4" w:val="single"/>
               <w:right w:color="d8d8d8" w:space="0" w:sz="4" w:val="single"/>
             </w:tcBorders>
-            <w:shd w:fill="f5f5f5" w:val="clear"/>
+            <w:shd w:fill="dce6ed" w:val="clear"/>
             <w:tcMar>
               <w:top w:w="60.0" w:type="dxa"/>
               <w:left w:w="100.0" w:type="dxa"/>
@@ -1031,7 +1031,7 @@
               <w:bottom w:color="d8d8d8" w:space="0" w:sz="4" w:val="single"/>
               <w:right w:color="d8d8d8" w:space="0" w:sz="4" w:val="single"/>
             </w:tcBorders>
-            <w:shd w:fill="f5f5f5" w:val="clear"/>
+            <w:shd w:fill="dce6ed" w:val="clear"/>
             <w:tcMar>
               <w:top w:w="60.0" w:type="dxa"/>
               <w:left w:w="100.0" w:type="dxa"/>
@@ -1061,7 +1061,7 @@
               <w:bottom w:color="d8d8d8" w:space="0" w:sz="4" w:val="single"/>
               <w:right w:color="d8d8d8" w:space="0" w:sz="4" w:val="single"/>
             </w:tcBorders>
-            <w:shd w:fill="f5f5f5" w:val="clear"/>
+            <w:shd w:fill="dce6ed" w:val="clear"/>
             <w:tcMar>
               <w:top w:w="60.0" w:type="dxa"/>
               <w:left w:w="100.0" w:type="dxa"/>
@@ -1255,7 +1255,7 @@
               <w:bottom w:color="d8d8d8" w:space="0" w:sz="4" w:val="single"/>
               <w:right w:color="d8d8d8" w:space="0" w:sz="4" w:val="single"/>
             </w:tcBorders>
-            <w:shd w:fill="f5f5f5" w:val="clear"/>
+            <w:shd w:fill="dce6ed" w:val="clear"/>
             <w:tcMar>
               <w:top w:w="60.0" w:type="dxa"/>
               <w:left w:w="100.0" w:type="dxa"/>
@@ -1285,7 +1285,7 @@
               <w:bottom w:color="d8d8d8" w:space="0" w:sz="4" w:val="single"/>
               <w:right w:color="d8d8d8" w:space="0" w:sz="4" w:val="single"/>
             </w:tcBorders>
-            <w:shd w:fill="f5f5f5" w:val="clear"/>
+            <w:shd w:fill="dce6ed" w:val="clear"/>
             <w:tcMar>
               <w:top w:w="60.0" w:type="dxa"/>
               <w:left w:w="100.0" w:type="dxa"/>
@@ -1315,7 +1315,7 @@
               <w:bottom w:color="d8d8d8" w:space="0" w:sz="4" w:val="single"/>
               <w:right w:color="d8d8d8" w:space="0" w:sz="4" w:val="single"/>
             </w:tcBorders>
-            <w:shd w:fill="f5f5f5" w:val="clear"/>
+            <w:shd w:fill="dce6ed" w:val="clear"/>
             <w:tcMar>
               <w:top w:w="60.0" w:type="dxa"/>
               <w:left w:w="100.0" w:type="dxa"/>
@@ -1345,7 +1345,7 @@
               <w:bottom w:color="d8d8d8" w:space="0" w:sz="4" w:val="single"/>
               <w:right w:color="d8d8d8" w:space="0" w:sz="4" w:val="single"/>
             </w:tcBorders>
-            <w:shd w:fill="f5f5f5" w:val="clear"/>
+            <w:shd w:fill="dce6ed" w:val="clear"/>
             <w:tcMar>
               <w:top w:w="60.0" w:type="dxa"/>
               <w:left w:w="100.0" w:type="dxa"/>
@@ -1375,7 +1375,7 @@
               <w:bottom w:color="d8d8d8" w:space="0" w:sz="4" w:val="single"/>
               <w:right w:color="d8d8d8" w:space="0" w:sz="4" w:val="single"/>
             </w:tcBorders>
-            <w:shd w:fill="f5f5f5" w:val="clear"/>
+            <w:shd w:fill="dce6ed" w:val="clear"/>
             <w:tcMar>
               <w:top w:w="60.0" w:type="dxa"/>
               <w:left w:w="100.0" w:type="dxa"/>
@@ -1569,7 +1569,7 @@
               <w:bottom w:color="d8d8d8" w:space="0" w:sz="4" w:val="single"/>
               <w:right w:color="d8d8d8" w:space="0" w:sz="4" w:val="single"/>
             </w:tcBorders>
-            <w:shd w:fill="f5f5f5" w:val="clear"/>
+            <w:shd w:fill="dce6ed" w:val="clear"/>
             <w:tcMar>
               <w:top w:w="60.0" w:type="dxa"/>
               <w:left w:w="100.0" w:type="dxa"/>
@@ -1599,7 +1599,7 @@
               <w:bottom w:color="d8d8d8" w:space="0" w:sz="4" w:val="single"/>
               <w:right w:color="d8d8d8" w:space="0" w:sz="4" w:val="single"/>
             </w:tcBorders>
-            <w:shd w:fill="f5f5f5" w:val="clear"/>
+            <w:shd w:fill="dce6ed" w:val="clear"/>
             <w:tcMar>
               <w:top w:w="60.0" w:type="dxa"/>
               <w:left w:w="100.0" w:type="dxa"/>
@@ -1629,7 +1629,7 @@
               <w:bottom w:color="d8d8d8" w:space="0" w:sz="4" w:val="single"/>
               <w:right w:color="d8d8d8" w:space="0" w:sz="4" w:val="single"/>
             </w:tcBorders>
-            <w:shd w:fill="f5f5f5" w:val="clear"/>
+            <w:shd w:fill="dce6ed" w:val="clear"/>
             <w:tcMar>
               <w:top w:w="60.0" w:type="dxa"/>
               <w:left w:w="100.0" w:type="dxa"/>
@@ -1659,7 +1659,7 @@
               <w:bottom w:color="d8d8d8" w:space="0" w:sz="4" w:val="single"/>
               <w:right w:color="d8d8d8" w:space="0" w:sz="4" w:val="single"/>
             </w:tcBorders>
-            <w:shd w:fill="f5f5f5" w:val="clear"/>
+            <w:shd w:fill="dce6ed" w:val="clear"/>
             <w:tcMar>
               <w:top w:w="60.0" w:type="dxa"/>
               <w:left w:w="100.0" w:type="dxa"/>
@@ -1689,7 +1689,7 @@
               <w:bottom w:color="d8d8d8" w:space="0" w:sz="4" w:val="single"/>
               <w:right w:color="d8d8d8" w:space="0" w:sz="4" w:val="single"/>
             </w:tcBorders>
-            <w:shd w:fill="f5f5f5" w:val="clear"/>
+            <w:shd w:fill="dce6ed" w:val="clear"/>
             <w:tcMar>
               <w:top w:w="60.0" w:type="dxa"/>
               <w:left w:w="100.0" w:type="dxa"/>
@@ -1883,7 +1883,7 @@
               <w:bottom w:color="d8d8d8" w:space="0" w:sz="4" w:val="single"/>
               <w:right w:color="d8d8d8" w:space="0" w:sz="4" w:val="single"/>
             </w:tcBorders>
-            <w:shd w:fill="f5f5f5" w:val="clear"/>
+            <w:shd w:fill="dce6ed" w:val="clear"/>
             <w:tcMar>
               <w:top w:w="60.0" w:type="dxa"/>
               <w:left w:w="100.0" w:type="dxa"/>
@@ -1913,7 +1913,7 @@
               <w:bottom w:color="d8d8d8" w:space="0" w:sz="4" w:val="single"/>
               <w:right w:color="d8d8d8" w:space="0" w:sz="4" w:val="single"/>
             </w:tcBorders>
-            <w:shd w:fill="f5f5f5" w:val="clear"/>
+            <w:shd w:fill="dce6ed" w:val="clear"/>
             <w:tcMar>
               <w:top w:w="60.0" w:type="dxa"/>
               <w:left w:w="100.0" w:type="dxa"/>
@@ -1943,7 +1943,7 @@
               <w:bottom w:color="d8d8d8" w:space="0" w:sz="4" w:val="single"/>
               <w:right w:color="d8d8d8" w:space="0" w:sz="4" w:val="single"/>
             </w:tcBorders>
-            <w:shd w:fill="f5f5f5" w:val="clear"/>
+            <w:shd w:fill="dce6ed" w:val="clear"/>
             <w:tcMar>
               <w:top w:w="60.0" w:type="dxa"/>
               <w:left w:w="100.0" w:type="dxa"/>
@@ -1973,7 +1973,7 @@
               <w:bottom w:color="d8d8d8" w:space="0" w:sz="4" w:val="single"/>
               <w:right w:color="d8d8d8" w:space="0" w:sz="4" w:val="single"/>
             </w:tcBorders>
-            <w:shd w:fill="f5f5f5" w:val="clear"/>
+            <w:shd w:fill="dce6ed" w:val="clear"/>
             <w:tcMar>
               <w:top w:w="60.0" w:type="dxa"/>
               <w:left w:w="100.0" w:type="dxa"/>
@@ -2003,7 +2003,7 @@
               <w:bottom w:color="d8d8d8" w:space="0" w:sz="4" w:val="single"/>
               <w:right w:color="d8d8d8" w:space="0" w:sz="4" w:val="single"/>
             </w:tcBorders>
-            <w:shd w:fill="f5f5f5" w:val="clear"/>
+            <w:shd w:fill="dce6ed" w:val="clear"/>
             <w:tcMar>
               <w:top w:w="60.0" w:type="dxa"/>
               <w:left w:w="100.0" w:type="dxa"/>
@@ -2389,7 +2389,7 @@
               <w:bottom w:color="d8d8d8" w:space="0" w:sz="4" w:val="single"/>
               <w:right w:color="d8d8d8" w:space="0" w:sz="4" w:val="single"/>
             </w:tcBorders>
-            <w:shd w:fill="f2f2f2" w:val="clear"/>
+            <w:shd w:fill="dae3eb" w:val="clear"/>
             <w:tcMar>
               <w:top w:w="110.0" w:type="dxa"/>
               <w:left w:w="200.0" w:type="dxa"/>
@@ -2565,7 +2565,7 @@
               <w:bottom w:color="d8d8d8" w:space="0" w:sz="4" w:val="single"/>
               <w:right w:color="d8d8d8" w:space="0" w:sz="4" w:val="single"/>
             </w:tcBorders>
-            <w:shd w:fill="f2f2f2" w:val="clear"/>
+            <w:shd w:fill="dae3eb" w:val="clear"/>
             <w:tcMar>
               <w:top w:w="110.0" w:type="dxa"/>
               <w:left w:w="200.0" w:type="dxa"/>
@@ -2731,7 +2731,7 @@
               <w:bottom w:color="d8d8d8" w:space="0" w:sz="4" w:val="single"/>
               <w:right w:color="d8d8d8" w:space="0" w:sz="4" w:val="single"/>
             </w:tcBorders>
-            <w:shd w:fill="f2f2f2" w:val="clear"/>
+            <w:shd w:fill="dae3eb" w:val="clear"/>
             <w:tcMar>
               <w:top w:w="110.0" w:type="dxa"/>
               <w:left w:w="200.0" w:type="dxa"/>
@@ -2897,7 +2897,7 @@
               <w:bottom w:color="d8d8d8" w:space="0" w:sz="4" w:val="single"/>
               <w:right w:color="d8d8d8" w:space="0" w:sz="4" w:val="single"/>
             </w:tcBorders>
-            <w:shd w:fill="f2f2f2" w:val="clear"/>
+            <w:shd w:fill="dae3eb" w:val="clear"/>
             <w:tcMar>
               <w:top w:w="110.0" w:type="dxa"/>
               <w:left w:w="200.0" w:type="dxa"/>
@@ -3125,7 +3125,7 @@
               <w:bottom w:color="d8d8d8" w:space="0" w:sz="4" w:val="single"/>
               <w:right w:color="d8d8d8" w:space="0" w:sz="4" w:val="single"/>
             </w:tcBorders>
-            <w:shd w:fill="f2f2f2" w:val="clear"/>
+            <w:shd w:fill="dae3eb" w:val="clear"/>
             <w:tcMar>
               <w:top w:w="100.0" w:type="dxa"/>
               <w:left w:w="200.0" w:type="dxa"/>
@@ -3282,7 +3282,7 @@
               <w:bottom w:color="d8d8d8" w:space="0" w:sz="4" w:val="single"/>
               <w:right w:color="d8d8d8" w:space="0" w:sz="4" w:val="single"/>
             </w:tcBorders>
-            <w:shd w:fill="f2f2f2" w:val="clear"/>
+            <w:shd w:fill="dae3eb" w:val="clear"/>
             <w:tcMar>
               <w:top w:w="100.0" w:type="dxa"/>
               <w:left w:w="200.0" w:type="dxa"/>
@@ -3461,7 +3461,7 @@
               <w:bottom w:color="d8d8d8" w:space="0" w:sz="4" w:val="single"/>
               <w:right w:color="d8d8d8" w:space="0" w:sz="4" w:val="single"/>
             </w:tcBorders>
-            <w:shd w:fill="f2f2f2" w:val="clear"/>
+            <w:shd w:fill="dae3eb" w:val="clear"/>
             <w:tcMar>
               <w:top w:w="100.0" w:type="dxa"/>
               <w:left w:w="200.0" w:type="dxa"/>
@@ -3618,7 +3618,7 @@
               <w:bottom w:color="d8d8d8" w:space="0" w:sz="4" w:val="single"/>
               <w:right w:color="d8d8d8" w:space="0" w:sz="4" w:val="single"/>
             </w:tcBorders>
-            <w:shd w:fill="f2f2f2" w:val="clear"/>
+            <w:shd w:fill="dae3eb" w:val="clear"/>
             <w:tcMar>
               <w:top w:w="100.0" w:type="dxa"/>
               <w:left w:w="200.0" w:type="dxa"/>
@@ -3720,7 +3720,7 @@
               <w:bottom w:color="000000" w:space="0" w:sz="0" w:val="nil"/>
               <w:right w:color="000000" w:space="0" w:sz="0" w:val="nil"/>
             </w:tcBorders>
-            <w:shd w:fill="eeeeee" w:val="clear"/>
+            <w:shd w:fill="d6dfe7" w:val="clear"/>
             <w:tcMar>
               <w:top w:w="160.0" w:type="dxa"/>
               <w:left w:w="260.0" w:type="dxa"/>
@@ -3966,7 +3966,7 @@
       <w:rPr/>
       <w:drawing>
         <wp:inline distB="114300" distT="114300" distL="114300" distR="114300">
-          <wp:extent cx="1106897" cy="623888"/>
+          <wp:extent cx="1911049" cy="623888"/>
           <wp:effectExtent b="0" l="0" r="0" t="0"/>
           <wp:docPr id="1" name="image1.png"/>
           <a:graphic>
@@ -3978,7 +3978,7 @@
                 </pic:nvPicPr>
                 <pic:blipFill>
                   <a:blip r:embed="rId1"/>
-                  <a:srcRect b="27972" l="11329" r="12428" t="30420"/>
+                  <a:srcRect b="0" l="0" r="0" t="0"/>
                   <a:stretch>
                     <a:fillRect/>
                   </a:stretch>
@@ -3986,7 +3986,7 @@
                 <pic:spPr>
                   <a:xfrm>
                     <a:off x="0" y="0"/>
-                    <a:ext cx="1106897" cy="623888"/>
+                    <a:ext cx="1911049" cy="623888"/>
                   </a:xfrm>
                   <a:prstGeom prst="rect"/>
                   <a:ln/>
